--- a/projects/proposal-tool/templates/JKA_Monthly_Proposal_Engagement_TEMPLATE.docx
+++ b/projects/proposal-tool/templates/JKA_Monthly_Proposal_Engagement_TEMPLATE.docx
@@ -270,7 +270,7 @@
                 <w:sz w:val="20"/>
                 <w:szCs w:val="20"/>
               </w:rPr>
-              <w:t xml:space="preserve">Chief Executive Officer, MBA, EA</w:t>
+              <w:t xml:space="preserve">Chief Accountant, MBA, EA</w:t>
             </w:r>
           </w:p>
         </w:tc>
